--- a/APLOS/POPResources/Templates/JWPurchaseOrder20202.docx
+++ b/APLOS/POPResources/Templates/JWPurchaseOrder20202.docx
@@ -200,7 +200,29 @@
                 <w:sz w:val="16"/>
                 <w:szCs w:val="16"/>
               </w:rPr>
-              <w:t>{PONumber}</w:t>
+              <w:t>{</w:t>
+            </w:r>
+            <w:proofErr w:type="spellStart"/>
+            <w:r>
+              <w:rPr>
+                <w:rFonts w:ascii="Tahoma" w:eastAsia="Times New Roman" w:hAnsi="Tahoma" w:cs="Tahoma"/>
+                <w:b/>
+                <w:color w:val="000000"/>
+                <w:sz w:val="16"/>
+                <w:szCs w:val="16"/>
+              </w:rPr>
+              <w:t>PONumber</w:t>
+            </w:r>
+            <w:proofErr w:type="spellEnd"/>
+            <w:r>
+              <w:rPr>
+                <w:rFonts w:ascii="Tahoma" w:eastAsia="Times New Roman" w:hAnsi="Tahoma" w:cs="Tahoma"/>
+                <w:b/>
+                <w:color w:val="000000"/>
+                <w:sz w:val="16"/>
+                <w:szCs w:val="16"/>
+              </w:rPr>
+              <w:t>}</w:t>
             </w:r>
           </w:p>
           <w:p>
@@ -223,16 +245,18 @@
               </w:rPr>
               <w:t>Contract No: {</w:t>
             </w:r>
+            <w:proofErr w:type="spellStart"/>
             <w:r>
               <w:rPr>
                 <w:rFonts w:ascii="Tahoma" w:hAnsi="Tahoma" w:cs="Tahoma"/>
                 <w:color w:val="000000"/>
                 <w:sz w:val="16"/>
                 <w:szCs w:val="16"/>
-                <w:highlight w:val="white"/>
-              </w:rPr>
-              <w:t>ContractId</w:t>
-            </w:r>
+                <w:lang w:val="en-IN"/>
+              </w:rPr>
+              <w:t>ContractNo</w:t>
+            </w:r>
+            <w:proofErr w:type="spellEnd"/>
             <w:r>
               <w:rPr>
                 <w:rFonts w:ascii="Tahoma" w:eastAsia="Times New Roman" w:hAnsi="Tahoma" w:cs="Tahoma"/>
@@ -243,16 +267,18 @@
               </w:rPr>
               <w:t>}                                    Purchase LC NO: {</w:t>
             </w:r>
+            <w:proofErr w:type="spellStart"/>
             <w:r>
               <w:rPr>
                 <w:rFonts w:ascii="Tahoma" w:hAnsi="Tahoma" w:cs="Tahoma"/>
                 <w:color w:val="000000"/>
                 <w:sz w:val="16"/>
                 <w:szCs w:val="16"/>
-                <w:highlight w:val="white"/>
-              </w:rPr>
-              <w:t>PurchaseLCId</w:t>
-            </w:r>
+                <w:lang w:val="en-IN"/>
+              </w:rPr>
+              <w:t>LCNumber</w:t>
+            </w:r>
+            <w:proofErr w:type="spellEnd"/>
             <w:r>
               <w:rPr>
                 <w:rFonts w:ascii="Tahoma" w:eastAsia="Times New Roman" w:hAnsi="Tahoma" w:cs="Tahoma"/>
@@ -295,7 +321,27 @@
                 <w:sz w:val="16"/>
                 <w:szCs w:val="16"/>
               </w:rPr>
-              <w:t xml:space="preserve">{PODate} </w:t>
+              <w:t>{</w:t>
+            </w:r>
+            <w:proofErr w:type="spellStart"/>
+            <w:r>
+              <w:rPr>
+                <w:rFonts w:ascii="Tahoma" w:eastAsia="Times New Roman" w:hAnsi="Tahoma" w:cs="Tahoma"/>
+                <w:color w:val="000000"/>
+                <w:sz w:val="16"/>
+                <w:szCs w:val="16"/>
+              </w:rPr>
+              <w:t>PODate</w:t>
+            </w:r>
+            <w:proofErr w:type="spellEnd"/>
+            <w:r>
+              <w:rPr>
+                <w:rFonts w:ascii="Tahoma" w:eastAsia="Times New Roman" w:hAnsi="Tahoma" w:cs="Tahoma"/>
+                <w:color w:val="000000"/>
+                <w:sz w:val="16"/>
+                <w:szCs w:val="16"/>
+              </w:rPr>
+              <w:t xml:space="preserve">} </w:t>
             </w:r>
           </w:p>
           <w:p>
@@ -306,6 +352,7 @@
                 <w:szCs w:val="16"/>
               </w:rPr>
             </w:pPr>
+            <w:proofErr w:type="spellStart"/>
             <w:r>
               <w:rPr>
                 <w:rFonts w:ascii="Tahoma" w:hAnsi="Tahoma" w:cs="Tahoma"/>
@@ -317,6 +364,7 @@
               </w:rPr>
               <w:t>POType</w:t>
             </w:r>
+            <w:proofErr w:type="spellEnd"/>
             <w:r>
               <w:rPr>
                 <w:rFonts w:ascii="Tahoma" w:hAnsi="Tahoma" w:cs="Tahoma"/>
@@ -326,6 +374,7 @@
               </w:rPr>
               <w:t>: {</w:t>
             </w:r>
+            <w:proofErr w:type="spellStart"/>
             <w:r>
               <w:rPr>
                 <w:rFonts w:ascii="Tahoma" w:hAnsi="Tahoma" w:cs="Tahoma"/>
@@ -337,6 +386,7 @@
               </w:rPr>
               <w:t>POType</w:t>
             </w:r>
+            <w:proofErr w:type="spellEnd"/>
             <w:r>
               <w:rPr>
                 <w:rFonts w:ascii="Tahoma" w:hAnsi="Tahoma" w:cs="Tahoma"/>
@@ -360,6 +410,7 @@
                 <w:szCs w:val="16"/>
               </w:rPr>
             </w:pPr>
+            <w:proofErr w:type="gramStart"/>
             <w:r>
               <w:rPr>
                 <w:rFonts w:ascii="Tahoma" w:hAnsi="Tahoma" w:cs="Tahoma"/>
@@ -367,7 +418,17 @@
                 <w:sz w:val="16"/>
                 <w:szCs w:val="16"/>
               </w:rPr>
-              <w:t>Checked  Status:</w:t>
+              <w:t>Checked  Status</w:t>
+            </w:r>
+            <w:proofErr w:type="gramEnd"/>
+            <w:r>
+              <w:rPr>
+                <w:rFonts w:ascii="Tahoma" w:hAnsi="Tahoma" w:cs="Tahoma"/>
+                <w:b/>
+                <w:sz w:val="16"/>
+                <w:szCs w:val="16"/>
+              </w:rPr>
+              <w:t>:</w:t>
             </w:r>
             <w:r>
               <w:rPr>
@@ -385,8 +446,20 @@
                 <w:szCs w:val="19"/>
                 <w:highlight w:val="white"/>
               </w:rPr>
-              <w:t xml:space="preserve"> PurOrCheckedStatus</w:t>
-            </w:r>
+              <w:t xml:space="preserve"> </w:t>
+            </w:r>
+            <w:proofErr w:type="spellStart"/>
+            <w:r>
+              <w:rPr>
+                <w:rFonts w:ascii="Consolas" w:hAnsi="Consolas" w:cs="Consolas"/>
+                <w:color w:val="000000"/>
+                <w:sz w:val="19"/>
+                <w:szCs w:val="19"/>
+                <w:highlight w:val="white"/>
+              </w:rPr>
+              <w:t>PurOrCheckedStatus</w:t>
+            </w:r>
+            <w:proofErr w:type="spellEnd"/>
             <w:r>
               <w:rPr>
                 <w:rFonts w:ascii="Tahoma" w:hAnsi="Tahoma" w:cs="Tahoma"/>
@@ -412,6 +485,7 @@
               </w:rPr>
               <w:t>{</w:t>
             </w:r>
+            <w:proofErr w:type="spellStart"/>
             <w:r>
               <w:rPr>
                 <w:rFonts w:ascii="Tahoma" w:hAnsi="Tahoma" w:cs="Tahoma"/>
@@ -422,6 +496,7 @@
               </w:rPr>
               <w:t>PurOrApprovedStatus</w:t>
             </w:r>
+            <w:proofErr w:type="spellEnd"/>
             <w:r>
               <w:rPr>
                 <w:rFonts w:ascii="Tahoma" w:hAnsi="Tahoma" w:cs="Tahoma"/>
@@ -439,13 +514,23 @@
               </w:rPr>
               <w:t>Creditable  Status :{</w:t>
             </w:r>
+            <w:proofErr w:type="spellStart"/>
             <w:r>
               <w:rPr>
                 <w:rFonts w:ascii="Tahoma" w:hAnsi="Tahoma" w:cs="Tahoma"/>
                 <w:sz w:val="16"/>
                 <w:szCs w:val="16"/>
               </w:rPr>
-              <w:t>CredtibleStatus}</w:t>
+              <w:t>CredtibleStatus</w:t>
+            </w:r>
+            <w:proofErr w:type="spellEnd"/>
+            <w:r>
+              <w:rPr>
+                <w:rFonts w:ascii="Tahoma" w:hAnsi="Tahoma" w:cs="Tahoma"/>
+                <w:sz w:val="16"/>
+                <w:szCs w:val="16"/>
+              </w:rPr>
+              <w:t>}</w:t>
             </w:r>
           </w:p>
         </w:tc>
@@ -487,6 +572,7 @@
               </w:rPr>
               <w:t>{</w:t>
             </w:r>
+            <w:proofErr w:type="spellStart"/>
             <w:r>
               <w:rPr>
                 <w:rFonts w:ascii="Tahoma" w:eastAsia="Times New Roman" w:hAnsi="Tahoma" w:cs="Tahoma"/>
@@ -497,6 +583,7 @@
               </w:rPr>
               <w:t>VendorName</w:t>
             </w:r>
+            <w:proofErr w:type="spellEnd"/>
             <w:r>
               <w:rPr>
                 <w:rFonts w:ascii="Tahoma" w:eastAsia="Times New Roman" w:hAnsi="Tahoma" w:cs="Tahoma"/>
@@ -537,6 +624,7 @@
               </w:rPr>
               <w:t>{</w:t>
             </w:r>
+            <w:proofErr w:type="spellStart"/>
             <w:r>
               <w:rPr>
                 <w:rFonts w:ascii="Consolas" w:hAnsi="Consolas" w:cs="Consolas"/>
@@ -546,6 +634,7 @@
               </w:rPr>
               <w:t>DeliveryByAddress</w:t>
             </w:r>
+            <w:proofErr w:type="spellEnd"/>
             <w:r>
               <w:rPr>
                 <w:rFonts w:ascii="Tahoma" w:eastAsia="Times New Roman" w:hAnsi="Tahoma" w:cs="Tahoma"/>
@@ -591,6 +680,7 @@
               </w:rPr>
               <w:t>{</w:t>
             </w:r>
+            <w:proofErr w:type="spellStart"/>
             <w:r>
               <w:rPr>
                 <w:rFonts w:ascii="Tahoma" w:eastAsia="Times New Roman" w:hAnsi="Tahoma" w:cs="Tahoma"/>
@@ -601,6 +691,7 @@
               </w:rPr>
               <w:t>InvoicingPartyName</w:t>
             </w:r>
+            <w:proofErr w:type="spellEnd"/>
             <w:r>
               <w:rPr>
                 <w:rFonts w:ascii="Tahoma" w:eastAsia="Times New Roman" w:hAnsi="Tahoma" w:cs="Tahoma"/>
@@ -639,8 +730,9 @@
                 <w:sz w:val="16"/>
                 <w:szCs w:val="16"/>
               </w:rPr>
-              <w:t>{InvoicingBy</w:t>
-            </w:r>
+              <w:t>{</w:t>
+            </w:r>
+            <w:proofErr w:type="spellStart"/>
             <w:r>
               <w:rPr>
                 <w:rFonts w:ascii="Tahoma" w:eastAsia="Times New Roman" w:hAnsi="Tahoma" w:cs="Tahoma"/>
@@ -648,7 +740,26 @@
                 <w:sz w:val="16"/>
                 <w:szCs w:val="16"/>
               </w:rPr>
-              <w:t>Address}</w:t>
+              <w:t>InvoicingBy</w:t>
+            </w:r>
+            <w:r>
+              <w:rPr>
+                <w:rFonts w:ascii="Tahoma" w:eastAsia="Times New Roman" w:hAnsi="Tahoma" w:cs="Tahoma"/>
+                <w:color w:val="000000"/>
+                <w:sz w:val="16"/>
+                <w:szCs w:val="16"/>
+              </w:rPr>
+              <w:t>Address</w:t>
+            </w:r>
+            <w:proofErr w:type="spellEnd"/>
+            <w:r>
+              <w:rPr>
+                <w:rFonts w:ascii="Tahoma" w:eastAsia="Times New Roman" w:hAnsi="Tahoma" w:cs="Tahoma"/>
+                <w:color w:val="000000"/>
+                <w:sz w:val="16"/>
+                <w:szCs w:val="16"/>
+              </w:rPr>
+              <w:t>}</w:t>
             </w:r>
           </w:p>
           <w:p>
@@ -688,8 +799,21 @@
                 <w:sz w:val="16"/>
                 <w:szCs w:val="16"/>
               </w:rPr>
-              <w:t>Your Ref No.:{</w:t>
-            </w:r>
+              <w:t xml:space="preserve">Your Ref </w:t>
+            </w:r>
+            <w:proofErr w:type="gramStart"/>
+            <w:r>
+              <w:rPr>
+                <w:rFonts w:ascii="Tahoma" w:eastAsia="Arial" w:hAnsi="Tahoma" w:cs="Tahoma"/>
+                <w:b/>
+                <w:bCs/>
+                <w:sz w:val="16"/>
+                <w:szCs w:val="16"/>
+              </w:rPr>
+              <w:t>No.:{</w:t>
+            </w:r>
+            <w:proofErr w:type="spellStart"/>
+            <w:proofErr w:type="gramEnd"/>
             <w:r>
               <w:rPr>
                 <w:rFonts w:ascii="Tahoma" w:eastAsia="Arial" w:hAnsi="Tahoma" w:cs="Tahoma"/>
@@ -699,6 +823,7 @@
               </w:rPr>
               <w:t>DocRefNo</w:t>
             </w:r>
+            <w:proofErr w:type="spellEnd"/>
             <w:r>
               <w:rPr>
                 <w:rFonts w:ascii="Tahoma" w:eastAsia="Arial" w:hAnsi="Tahoma" w:cs="Tahoma"/>
@@ -737,8 +862,21 @@
                 <w:sz w:val="16"/>
                 <w:szCs w:val="16"/>
               </w:rPr>
-              <w:t>Your Ref Date:{</w:t>
-            </w:r>
+              <w:t xml:space="preserve">Your Ref </w:t>
+            </w:r>
+            <w:proofErr w:type="gramStart"/>
+            <w:r>
+              <w:rPr>
+                <w:rFonts w:ascii="Tahoma" w:eastAsia="Arial" w:hAnsi="Tahoma" w:cs="Tahoma"/>
+                <w:b/>
+                <w:bCs/>
+                <w:sz w:val="16"/>
+                <w:szCs w:val="16"/>
+              </w:rPr>
+              <w:t>Date:{</w:t>
+            </w:r>
+            <w:proofErr w:type="spellStart"/>
+            <w:proofErr w:type="gramEnd"/>
             <w:r>
               <w:rPr>
                 <w:rFonts w:ascii="Tahoma" w:eastAsia="Arial" w:hAnsi="Tahoma" w:cs="Tahoma"/>
@@ -748,6 +886,7 @@
               </w:rPr>
               <w:t>DocDate</w:t>
             </w:r>
+            <w:proofErr w:type="spellEnd"/>
             <w:r>
               <w:rPr>
                 <w:rFonts w:ascii="Tahoma" w:eastAsia="Arial" w:hAnsi="Tahoma" w:cs="Tahoma"/>
@@ -881,7 +1020,29 @@
                 <w:sz w:val="16"/>
                 <w:szCs w:val="16"/>
               </w:rPr>
-              <w:t>{materialItems}</w:t>
+              <w:t>{</w:t>
+            </w:r>
+            <w:proofErr w:type="spellStart"/>
+            <w:r>
+              <w:rPr>
+                <w:rFonts w:ascii="Tahoma" w:eastAsia="Arial" w:hAnsi="Tahoma" w:cs="Tahoma"/>
+                <w:b/>
+                <w:bCs/>
+                <w:sz w:val="16"/>
+                <w:szCs w:val="16"/>
+              </w:rPr>
+              <w:t>materialItems</w:t>
+            </w:r>
+            <w:proofErr w:type="spellEnd"/>
+            <w:r>
+              <w:rPr>
+                <w:rFonts w:ascii="Tahoma" w:eastAsia="Arial" w:hAnsi="Tahoma" w:cs="Tahoma"/>
+                <w:b/>
+                <w:bCs/>
+                <w:sz w:val="16"/>
+                <w:szCs w:val="16"/>
+              </w:rPr>
+              <w:t>}</w:t>
             </w:r>
           </w:p>
         </w:tc>
@@ -919,7 +1080,29 @@
                 <w:sz w:val="16"/>
                 <w:szCs w:val="16"/>
               </w:rPr>
-              <w:t>{ServiceDetails}</w:t>
+              <w:t>{</w:t>
+            </w:r>
+            <w:proofErr w:type="spellStart"/>
+            <w:r>
+              <w:rPr>
+                <w:rFonts w:ascii="Tahoma" w:eastAsia="Arial" w:hAnsi="Tahoma" w:cs="Tahoma"/>
+                <w:b/>
+                <w:bCs/>
+                <w:sz w:val="16"/>
+                <w:szCs w:val="16"/>
+              </w:rPr>
+              <w:t>ServiceDetails</w:t>
+            </w:r>
+            <w:proofErr w:type="spellEnd"/>
+            <w:r>
+              <w:rPr>
+                <w:rFonts w:ascii="Tahoma" w:eastAsia="Arial" w:hAnsi="Tahoma" w:cs="Tahoma"/>
+                <w:b/>
+                <w:bCs/>
+                <w:sz w:val="16"/>
+                <w:szCs w:val="16"/>
+              </w:rPr>
+              <w:t>}</w:t>
             </w:r>
           </w:p>
           <w:p>
@@ -940,7 +1123,29 @@
                 <w:sz w:val="16"/>
                 <w:szCs w:val="16"/>
               </w:rPr>
-              <w:t>{ServiceItems}</w:t>
+              <w:t>{</w:t>
+            </w:r>
+            <w:proofErr w:type="spellStart"/>
+            <w:r>
+              <w:rPr>
+                <w:rFonts w:ascii="Tahoma" w:eastAsia="Arial" w:hAnsi="Tahoma" w:cs="Tahoma"/>
+                <w:b/>
+                <w:bCs/>
+                <w:sz w:val="16"/>
+                <w:szCs w:val="16"/>
+              </w:rPr>
+              <w:t>ServiceItems</w:t>
+            </w:r>
+            <w:proofErr w:type="spellEnd"/>
+            <w:r>
+              <w:rPr>
+                <w:rFonts w:ascii="Tahoma" w:eastAsia="Arial" w:hAnsi="Tahoma" w:cs="Tahoma"/>
+                <w:b/>
+                <w:bCs/>
+                <w:sz w:val="16"/>
+                <w:szCs w:val="16"/>
+              </w:rPr>
+              <w:t>}</w:t>
             </w:r>
           </w:p>
           <w:p>
@@ -964,15 +1169,49 @@
                 <w:szCs w:val="16"/>
               </w:rPr>
             </w:pPr>
-            <w:r>
-              <w:rPr>
-                <w:rFonts w:ascii="Tahoma" w:eastAsia="Arial" w:hAnsi="Tahoma" w:cs="Tahoma"/>
-                <w:b/>
-                <w:bCs/>
-                <w:sz w:val="16"/>
-                <w:szCs w:val="16"/>
-              </w:rPr>
-              <w:t>Total : {GrandTotal}</w:t>
+            <w:proofErr w:type="gramStart"/>
+            <w:r>
+              <w:rPr>
+                <w:rFonts w:ascii="Tahoma" w:eastAsia="Arial" w:hAnsi="Tahoma" w:cs="Tahoma"/>
+                <w:b/>
+                <w:bCs/>
+                <w:sz w:val="16"/>
+                <w:szCs w:val="16"/>
+              </w:rPr>
+              <w:t>Total :</w:t>
+            </w:r>
+            <w:proofErr w:type="gramEnd"/>
+            <w:r>
+              <w:rPr>
+                <w:rFonts w:ascii="Tahoma" w:eastAsia="Arial" w:hAnsi="Tahoma" w:cs="Tahoma"/>
+                <w:b/>
+                <w:bCs/>
+                <w:sz w:val="16"/>
+                <w:szCs w:val="16"/>
+              </w:rPr>
+              <w:t xml:space="preserve"> {</w:t>
+            </w:r>
+            <w:proofErr w:type="spellStart"/>
+            <w:r>
+              <w:rPr>
+                <w:rFonts w:ascii="Tahoma" w:eastAsia="Arial" w:hAnsi="Tahoma" w:cs="Tahoma"/>
+                <w:b/>
+                <w:bCs/>
+                <w:sz w:val="16"/>
+                <w:szCs w:val="16"/>
+              </w:rPr>
+              <w:t>GrandTotal</w:t>
+            </w:r>
+            <w:proofErr w:type="spellEnd"/>
+            <w:r>
+              <w:rPr>
+                <w:rFonts w:ascii="Tahoma" w:eastAsia="Arial" w:hAnsi="Tahoma" w:cs="Tahoma"/>
+                <w:b/>
+                <w:bCs/>
+                <w:sz w:val="16"/>
+                <w:szCs w:val="16"/>
+              </w:rPr>
+              <w:t>}</w:t>
             </w:r>
           </w:p>
           <w:p>
@@ -993,7 +1232,29 @@
                 <w:sz w:val="16"/>
                 <w:szCs w:val="16"/>
               </w:rPr>
-              <w:t>In Words: {TotalInWords}</w:t>
+              <w:t>In Words: {</w:t>
+            </w:r>
+            <w:proofErr w:type="spellStart"/>
+            <w:r>
+              <w:rPr>
+                <w:rFonts w:ascii="Tahoma" w:eastAsia="Arial" w:hAnsi="Tahoma" w:cs="Tahoma"/>
+                <w:b/>
+                <w:bCs/>
+                <w:sz w:val="16"/>
+                <w:szCs w:val="16"/>
+              </w:rPr>
+              <w:t>TotalInWords</w:t>
+            </w:r>
+            <w:proofErr w:type="spellEnd"/>
+            <w:r>
+              <w:rPr>
+                <w:rFonts w:ascii="Tahoma" w:eastAsia="Arial" w:hAnsi="Tahoma" w:cs="Tahoma"/>
+                <w:b/>
+                <w:bCs/>
+                <w:sz w:val="16"/>
+                <w:szCs w:val="16"/>
+              </w:rPr>
+              <w:t>}</w:t>
             </w:r>
           </w:p>
         </w:tc>
@@ -1031,7 +1292,51 @@
                 <w:sz w:val="16"/>
                 <w:szCs w:val="16"/>
               </w:rPr>
-              <w:t xml:space="preserve">Delivery Instructions(IF ANY): {DeliveryInstruction}    </w:t>
+              <w:t xml:space="preserve">Delivery </w:t>
+            </w:r>
+            <w:proofErr w:type="gramStart"/>
+            <w:r>
+              <w:rPr>
+                <w:rFonts w:ascii="Tahoma" w:eastAsia="Arial" w:hAnsi="Tahoma" w:cs="Tahoma"/>
+                <w:b/>
+                <w:bCs/>
+                <w:sz w:val="16"/>
+                <w:szCs w:val="16"/>
+              </w:rPr>
+              <w:t>Instructions(</w:t>
+            </w:r>
+            <w:proofErr w:type="gramEnd"/>
+            <w:r>
+              <w:rPr>
+                <w:rFonts w:ascii="Tahoma" w:eastAsia="Arial" w:hAnsi="Tahoma" w:cs="Tahoma"/>
+                <w:b/>
+                <w:bCs/>
+                <w:sz w:val="16"/>
+                <w:szCs w:val="16"/>
+              </w:rPr>
+              <w:t>IF ANY): {</w:t>
+            </w:r>
+            <w:proofErr w:type="spellStart"/>
+            <w:r>
+              <w:rPr>
+                <w:rFonts w:ascii="Tahoma" w:eastAsia="Arial" w:hAnsi="Tahoma" w:cs="Tahoma"/>
+                <w:b/>
+                <w:bCs/>
+                <w:sz w:val="16"/>
+                <w:szCs w:val="16"/>
+              </w:rPr>
+              <w:t>DeliveryInstruction</w:t>
+            </w:r>
+            <w:proofErr w:type="spellEnd"/>
+            <w:r>
+              <w:rPr>
+                <w:rFonts w:ascii="Tahoma" w:eastAsia="Arial" w:hAnsi="Tahoma" w:cs="Tahoma"/>
+                <w:b/>
+                <w:bCs/>
+                <w:sz w:val="16"/>
+                <w:szCs w:val="16"/>
+              </w:rPr>
+              <w:t xml:space="preserve">}    </w:t>
             </w:r>
           </w:p>
           <w:p>
@@ -1063,7 +1368,51 @@
                 <w:sz w:val="16"/>
                 <w:szCs w:val="16"/>
               </w:rPr>
-              <w:t xml:space="preserve">Special Instructions(IF ANY):{SpecialInstruction}                 </w:t>
+              <w:t xml:space="preserve">Special </w:t>
+            </w:r>
+            <w:proofErr w:type="gramStart"/>
+            <w:r>
+              <w:rPr>
+                <w:rFonts w:ascii="Tahoma" w:eastAsia="Arial" w:hAnsi="Tahoma" w:cs="Tahoma"/>
+                <w:b/>
+                <w:bCs/>
+                <w:sz w:val="16"/>
+                <w:szCs w:val="16"/>
+              </w:rPr>
+              <w:t>Instructions(</w:t>
+            </w:r>
+            <w:proofErr w:type="gramEnd"/>
+            <w:r>
+              <w:rPr>
+                <w:rFonts w:ascii="Tahoma" w:eastAsia="Arial" w:hAnsi="Tahoma" w:cs="Tahoma"/>
+                <w:b/>
+                <w:bCs/>
+                <w:sz w:val="16"/>
+                <w:szCs w:val="16"/>
+              </w:rPr>
+              <w:t>IF ANY):{</w:t>
+            </w:r>
+            <w:proofErr w:type="spellStart"/>
+            <w:r>
+              <w:rPr>
+                <w:rFonts w:ascii="Tahoma" w:eastAsia="Arial" w:hAnsi="Tahoma" w:cs="Tahoma"/>
+                <w:b/>
+                <w:bCs/>
+                <w:sz w:val="16"/>
+                <w:szCs w:val="16"/>
+              </w:rPr>
+              <w:t>SpecialInstruction</w:t>
+            </w:r>
+            <w:proofErr w:type="spellEnd"/>
+            <w:r>
+              <w:rPr>
+                <w:rFonts w:ascii="Tahoma" w:eastAsia="Arial" w:hAnsi="Tahoma" w:cs="Tahoma"/>
+                <w:b/>
+                <w:bCs/>
+                <w:sz w:val="16"/>
+                <w:szCs w:val="16"/>
+              </w:rPr>
+              <w:t xml:space="preserve">}                 </w:t>
             </w:r>
           </w:p>
         </w:tc>
@@ -1219,6 +1568,7 @@
                     </w:rPr>
                     <w:t xml:space="preserve">For </w:t>
                   </w:r>
+                  <w:proofErr w:type="spellStart"/>
                   <w:r>
                     <w:rPr>
                       <w:rFonts w:ascii="Tahoma" w:hAnsi="Tahoma" w:cs="Tahoma"/>
@@ -1227,7 +1577,18 @@
                       <w:sz w:val="16"/>
                       <w:szCs w:val="16"/>
                     </w:rPr>
-                    <w:t>Mouchak Knit Composite Ltd.</w:t>
+                    <w:t>Mouchak</w:t>
+                  </w:r>
+                  <w:proofErr w:type="spellEnd"/>
+                  <w:r>
+                    <w:rPr>
+                      <w:rFonts w:ascii="Tahoma" w:hAnsi="Tahoma" w:cs="Tahoma"/>
+                      <w:b/>
+                      <w:bCs/>
+                      <w:sz w:val="16"/>
+                      <w:szCs w:val="16"/>
+                    </w:rPr>
+                    <w:t xml:space="preserve"> Knit Composite Ltd.</w:t>
                   </w:r>
                 </w:p>
                 <w:p>
@@ -1425,7 +1786,7 @@
                       </mc:Choice>
                       <mc:Fallback>
                         <w:pict>
-                          <v:line w14:anchorId="433016EB" id="Straight Connector 3" o:spid="_x0000_s1026" style="position:absolute;flip:x;z-index:251688960;visibility:visible;mso-wrap-style:square;mso-width-percent:0;mso-height-percent:0;mso-wrap-distance-left:9pt;mso-wrap-distance-top:0;mso-wrap-distance-right:9pt;mso-wrap-distance-bottom:0;mso-position-horizontal:absolute;mso-position-horizontal-relative:text;mso-position-vertical:absolute;mso-position-vertical-relative:text;mso-width-percent:0;mso-height-percent:0;mso-width-relative:margin;mso-height-relative:margin" from="30.2pt,8.35pt" to="139.75pt,8.35pt" o:gfxdata="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" strokecolor="windowText" strokeweight=".5pt">
+                          <v:line w14:anchorId="7B736DF5" id="Straight Connector 3" o:spid="_x0000_s1026" style="position:absolute;flip:x;z-index:251688960;visibility:visible;mso-wrap-style:square;mso-width-percent:0;mso-height-percent:0;mso-wrap-distance-left:9pt;mso-wrap-distance-top:0;mso-wrap-distance-right:9pt;mso-wrap-distance-bottom:0;mso-position-horizontal:absolute;mso-position-horizontal-relative:text;mso-position-vertical:absolute;mso-position-vertical-relative:text;mso-width-percent:0;mso-height-percent:0;mso-width-relative:margin;mso-height-relative:margin" from="30.2pt,8.35pt" to="139.75pt,8.35pt" o:gfxdata="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" strokecolor="windowText" strokeweight=".5pt">
                             <v:stroke joinstyle="miter"/>
                           </v:line>
                         </w:pict>
@@ -1441,6 +1802,7 @@
                     </w:rPr>
                     <w:t>{</w:t>
                   </w:r>
+                  <w:proofErr w:type="spellStart"/>
                   <w:r>
                     <w:rPr>
                       <w:rFonts w:ascii="Tahoma" w:hAnsi="Tahoma" w:cs="Tahoma"/>
@@ -1451,6 +1813,7 @@
                     </w:rPr>
                     <w:t>AddedBy</w:t>
                   </w:r>
+                  <w:proofErr w:type="spellEnd"/>
                   <w:r>
                     <w:rPr>
                       <w:rFonts w:ascii="Tahoma" w:eastAsia="Arial" w:hAnsi="Tahoma" w:cs="Tahoma"/>
@@ -1536,7 +1899,7 @@
                       </mc:Choice>
                       <mc:Fallback>
                         <w:pict>
-                          <v:line w14:anchorId="301396ED" id="Straight Connector 1" o:spid="_x0000_s1026" style="position:absolute;z-index:251689984;visibility:visible;mso-wrap-style:square;mso-width-percent:0;mso-wrap-distance-left:9pt;mso-wrap-distance-top:0;mso-wrap-distance-right:9pt;mso-wrap-distance-bottom:0;mso-position-horizontal:absolute;mso-position-horizontal-relative:text;mso-position-vertical:absolute;mso-position-vertical-relative:text;mso-width-percent:0;mso-width-relative:margin" from="23.5pt,8.35pt" to="143.7pt,8.35pt" o:gfxdata="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" strokecolor="windowText" strokeweight=".5pt">
+                          <v:line w14:anchorId="7C03A792" id="Straight Connector 1" o:spid="_x0000_s1026" style="position:absolute;z-index:251689984;visibility:visible;mso-wrap-style:square;mso-width-percent:0;mso-wrap-distance-left:9pt;mso-wrap-distance-top:0;mso-wrap-distance-right:9pt;mso-wrap-distance-bottom:0;mso-position-horizontal:absolute;mso-position-horizontal-relative:text;mso-position-vertical:absolute;mso-position-vertical-relative:text;mso-width-percent:0;mso-width-relative:margin" from="23.5pt,8.35pt" to="143.7pt,8.35pt" o:gfxdata="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" strokecolor="windowText" strokeweight=".5pt">
                             <v:stroke joinstyle="miter"/>
                           </v:line>
                         </w:pict>
@@ -1552,6 +1915,7 @@
                     </w:rPr>
                     <w:t xml:space="preserve">          {</w:t>
                   </w:r>
+                  <w:proofErr w:type="spellStart"/>
                   <w:r>
                     <w:rPr>
                       <w:rFonts w:ascii="Tahoma" w:hAnsi="Tahoma" w:cs="Tahoma"/>
@@ -1562,6 +1926,7 @@
                     </w:rPr>
                     <w:t>CheckedBy</w:t>
                   </w:r>
+                  <w:proofErr w:type="spellEnd"/>
                   <w:r>
                     <w:rPr>
                       <w:rFonts w:ascii="Tahoma" w:eastAsia="Arial" w:hAnsi="Tahoma" w:cs="Tahoma"/>
@@ -1644,7 +2009,7 @@
                       </mc:Choice>
                       <mc:Fallback>
                         <w:pict>
-                          <v:line w14:anchorId="5F7CDCC3" id="Straight Connector 2" o:spid="_x0000_s1026" style="position:absolute;z-index:251691008;visibility:visible;mso-wrap-style:square;mso-wrap-distance-left:9pt;mso-wrap-distance-top:0;mso-wrap-distance-right:9pt;mso-wrap-distance-bottom:0;mso-position-horizontal:absolute;mso-position-horizontal-relative:text;mso-position-vertical:absolute;mso-position-vertical-relative:text" from="31.2pt,8.35pt" to="143.25pt,8.35pt" o:gfxdata="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" strokecolor="windowText" strokeweight=".5pt">
+                          <v:line w14:anchorId="2F7B3C98" id="Straight Connector 2" o:spid="_x0000_s1026" style="position:absolute;z-index:251691008;visibility:visible;mso-wrap-style:square;mso-wrap-distance-left:9pt;mso-wrap-distance-top:0;mso-wrap-distance-right:9pt;mso-wrap-distance-bottom:0;mso-position-horizontal:absolute;mso-position-horizontal-relative:text;mso-position-vertical:absolute;mso-position-vertical-relative:text" from="31.2pt,8.35pt" to="143.25pt,8.35pt" o:gfxdata="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" strokecolor="windowText" strokeweight=".5pt">
                             <v:stroke joinstyle="miter"/>
                           </v:line>
                         </w:pict>
@@ -1660,6 +2025,7 @@
                     </w:rPr>
                     <w:t xml:space="preserve">             {</w:t>
                   </w:r>
+                  <w:proofErr w:type="spellStart"/>
                   <w:r>
                     <w:rPr>
                       <w:rFonts w:ascii="Tahoma" w:hAnsi="Tahoma" w:cs="Tahoma"/>
@@ -1670,6 +2036,7 @@
                     </w:rPr>
                     <w:t>AuthorizedBy</w:t>
                   </w:r>
+                  <w:proofErr w:type="spellEnd"/>
                   <w:r>
                     <w:rPr>
                       <w:rFonts w:ascii="Tahoma" w:eastAsia="Arial" w:hAnsi="Tahoma" w:cs="Tahoma"/>
@@ -1800,12 +2167,8 @@
       </w:pPr>
     </w:p>
     <w:sectPr>
-      <w:headerReference w:type="even" r:id="rId8"/>
-      <w:headerReference w:type="default" r:id="rId9"/>
-      <w:footerReference w:type="even" r:id="rId10"/>
-      <w:footerReference w:type="default" r:id="rId11"/>
-      <w:headerReference w:type="first" r:id="rId12"/>
-      <w:footerReference w:type="first" r:id="rId13"/>
+      <w:headerReference w:type="default" r:id="rId8"/>
+      <w:footerReference w:type="default" r:id="rId9"/>
       <w:pgSz w:w="20160" w:h="12240" w:orient="landscape" w:code="5"/>
       <w:pgMar w:top="1440" w:right="1800" w:bottom="1440" w:left="1800" w:header="288" w:footer="0" w:gutter="0"/>
       <w:cols w:space="720"/>
@@ -1836,16 +2199,6 @@
 
 <file path=word/footer1.xml><?xml version="1.0" encoding="utf-8"?>
 <w:ftr xmlns:wpc="http://schemas.microsoft.com/office/word/2010/wordprocessingCanvas" xmlns:cx="http://schemas.microsoft.com/office/drawing/2014/chartex" xmlns:cx1="http://schemas.microsoft.com/office/drawing/2015/9/8/chartex" xmlns:cx2="http://schemas.microsoft.com/office/drawing/2015/10/21/chartex" xmlns:cx3="http://schemas.microsoft.com/office/drawing/2016/5/9/chartex" xmlns:cx4="http://schemas.microsoft.com/office/drawing/2016/5/10/chartex" xmlns:cx5="http://schemas.microsoft.com/office/drawing/2016/5/11/chartex" xmlns:cx6="http://schemas.microsoft.com/office/drawing/2016/5/12/chartex" xmlns:cx7="http://schemas.microsoft.com/office/drawing/2016/5/13/chartex" xmlns:cx8="http://schemas.microsoft.com/office/drawing/2016/5/14/chartex" xmlns:mc="http://schemas.openxmlformats.org/markup-compatibility/2006" xmlns:aink="http://schemas.microsoft.com/office/drawing/2016/ink" xmlns:am3d="http://schemas.microsoft.com/office/drawing/2017/model3d" xmlns:o="urn:schemas-microsoft-com:office:office" xmlns:r="http://schemas.openxmlformats.org/officeDocument/2006/relationships" xmlns:m="http://schemas.openxmlformats.org/officeDocument/2006/math" xmlns:v="urn:schemas-microsoft-com:vml" xmlns:wp14="http://schemas.microsoft.com/office/word/2010/wordprocessingDrawing" xmlns:wp="http://schemas.openxmlformats.org/drawingml/2006/wordprocessingDrawing" xmlns:w10="urn:schemas-microsoft-com:office:word" xmlns:w="http://schemas.openxmlformats.org/wordprocessingml/2006/main" xmlns:w14="http://schemas.microsoft.com/office/word/2010/wordml" xmlns:w15="http://schemas.microsoft.com/office/word/2012/wordml" xmlns:w16cex="http://schemas.microsoft.com/office/word/2018/wordml/cex" xmlns:w16cid="http://schemas.microsoft.com/office/word/2016/wordml/cid" xmlns:w16="http://schemas.microsoft.com/office/word/2018/wordml" xmlns:w16sdtdh="http://schemas.microsoft.com/office/word/2020/wordml/sdtdatahash" xmlns:w16se="http://schemas.microsoft.com/office/word/2015/wordml/symex" xmlns:wpg="http://schemas.microsoft.com/office/word/2010/wordprocessingGroup" xmlns:wpi="http://schemas.microsoft.com/office/word/2010/wordprocessingInk" xmlns:wne="http://schemas.microsoft.com/office/word/2006/wordml" xmlns:wps="http://schemas.microsoft.com/office/word/2010/wordprocessingShape" mc:Ignorable="w14 w15 w16se w16cid w16 w16cex w16sdtdh wp14">
-  <w:p>
-    <w:pPr>
-      <w:pStyle w:val="Footer"/>
-    </w:pPr>
-  </w:p>
-</w:ftr>
-</file>
-
-<file path=word/footer2.xml><?xml version="1.0" encoding="utf-8"?>
-<w:ftr xmlns:wpc="http://schemas.microsoft.com/office/word/2010/wordprocessingCanvas" xmlns:cx="http://schemas.microsoft.com/office/drawing/2014/chartex" xmlns:cx1="http://schemas.microsoft.com/office/drawing/2015/9/8/chartex" xmlns:cx2="http://schemas.microsoft.com/office/drawing/2015/10/21/chartex" xmlns:cx3="http://schemas.microsoft.com/office/drawing/2016/5/9/chartex" xmlns:cx4="http://schemas.microsoft.com/office/drawing/2016/5/10/chartex" xmlns:cx5="http://schemas.microsoft.com/office/drawing/2016/5/11/chartex" xmlns:cx6="http://schemas.microsoft.com/office/drawing/2016/5/12/chartex" xmlns:cx7="http://schemas.microsoft.com/office/drawing/2016/5/13/chartex" xmlns:cx8="http://schemas.microsoft.com/office/drawing/2016/5/14/chartex" xmlns:mc="http://schemas.openxmlformats.org/markup-compatibility/2006" xmlns:aink="http://schemas.microsoft.com/office/drawing/2016/ink" xmlns:am3d="http://schemas.microsoft.com/office/drawing/2017/model3d" xmlns:o="urn:schemas-microsoft-com:office:office" xmlns:r="http://schemas.openxmlformats.org/officeDocument/2006/relationships" xmlns:m="http://schemas.openxmlformats.org/officeDocument/2006/math" xmlns:v="urn:schemas-microsoft-com:vml" xmlns:wp14="http://schemas.microsoft.com/office/word/2010/wordprocessingDrawing" xmlns:wp="http://schemas.openxmlformats.org/drawingml/2006/wordprocessingDrawing" xmlns:w10="urn:schemas-microsoft-com:office:word" xmlns:w="http://schemas.openxmlformats.org/wordprocessingml/2006/main" xmlns:w14="http://schemas.microsoft.com/office/word/2010/wordml" xmlns:w15="http://schemas.microsoft.com/office/word/2012/wordml" xmlns:w16cex="http://schemas.microsoft.com/office/word/2018/wordml/cex" xmlns:w16cid="http://schemas.microsoft.com/office/word/2016/wordml/cid" xmlns:w16="http://schemas.microsoft.com/office/word/2018/wordml" xmlns:w16sdtdh="http://schemas.microsoft.com/office/word/2020/wordml/sdtdatahash" xmlns:w16se="http://schemas.microsoft.com/office/word/2015/wordml/symex" xmlns:wpg="http://schemas.microsoft.com/office/word/2010/wordprocessingGroup" xmlns:wpi="http://schemas.microsoft.com/office/word/2010/wordprocessingInk" xmlns:wne="http://schemas.microsoft.com/office/word/2006/wordml" xmlns:wps="http://schemas.microsoft.com/office/word/2010/wordprocessingShape" mc:Ignorable="w14 w15 w16se w16cid w16 w16cex w16sdtdh wp14">
   <w:sdt>
     <w:sdtPr>
       <w:id w:val="1647311531"/>
@@ -1864,29 +2217,55 @@
         <w:pPr>
           <w:spacing w:before="120"/>
           <w:jc w:val="center"/>
+        </w:pPr>
+        <w:r>
           <w:rPr>
-            <w:rFonts w:ascii="Tahoma" w:hAnsi="Tahoma" w:cs="Tahoma"/>
-            <w:b/>
-            <w:bCs/>
+            <w:rFonts w:ascii="Tahoma" w:eastAsia="Times New Roman" w:hAnsi="Tahoma" w:cs="Tahoma"/>
             <w:sz w:val="16"/>
             <w:szCs w:val="16"/>
+            <w:lang w:val="en-IN" w:eastAsia="en-IN"/>
           </w:rPr>
-        </w:pPr>
-      </w:p>
-      <w:p>
-        <w:pPr>
-          <w:jc w:val="center"/>
-        </w:pPr>
-        <w:r>
-          <w:tab/>
+          <w:t xml:space="preserve">P.S: </w:t>
         </w:r>
+        <w:proofErr w:type="spellStart"/>
         <w:r>
           <w:rPr>
-            <w:rFonts w:ascii="Tahoma" w:hAnsi="Tahoma" w:cs="Tahoma"/>
+            <w:rFonts w:ascii="Tahoma" w:eastAsia="Times New Roman" w:hAnsi="Tahoma" w:cs="Tahoma"/>
             <w:sz w:val="16"/>
             <w:szCs w:val="16"/>
+            <w:lang w:val="en-IN" w:eastAsia="en-IN"/>
           </w:rPr>
-          <w:t>Mouza: Depashai, U.P: Sombag, Kalampur, P.S: Dhamrai District: Dhaka, Bangladesh.Web: www.ocl-bd.com Phone: +8809612223355</w:t>
+          <w:t>Kaliakair</w:t>
+        </w:r>
+        <w:proofErr w:type="spellEnd"/>
+        <w:r>
+          <w:rPr>
+            <w:rFonts w:ascii="Tahoma" w:eastAsia="Times New Roman" w:hAnsi="Tahoma" w:cs="Tahoma"/>
+            <w:sz w:val="16"/>
+            <w:szCs w:val="16"/>
+            <w:lang w:val="en-IN" w:eastAsia="en-IN"/>
+          </w:rPr>
+          <w:t xml:space="preserve"> District: Gazipur-</w:t>
+        </w:r>
+        <w:proofErr w:type="gramStart"/>
+        <w:r>
+          <w:rPr>
+            <w:rFonts w:ascii="Tahoma" w:eastAsia="Times New Roman" w:hAnsi="Tahoma" w:cs="Tahoma"/>
+            <w:sz w:val="16"/>
+            <w:szCs w:val="16"/>
+            <w:lang w:val="en-IN" w:eastAsia="en-IN"/>
+          </w:rPr>
+          <w:t>1751,Bangladesh</w:t>
+        </w:r>
+        <w:proofErr w:type="gramEnd"/>
+        <w:r>
+          <w:rPr>
+            <w:rFonts w:ascii="Tahoma" w:eastAsia="Times New Roman" w:hAnsi="Tahoma" w:cs="Tahoma"/>
+            <w:sz w:val="16"/>
+            <w:szCs w:val="16"/>
+            <w:lang w:val="en-IN" w:eastAsia="en-IN"/>
+          </w:rPr>
+          <w:t>.</w:t>
         </w:r>
         <w:r>
           <w:tab/>
@@ -1923,16 +2302,6 @@
 </w:ftr>
 </file>
 
-<file path=word/footer3.xml><?xml version="1.0" encoding="utf-8"?>
-<w:ftr xmlns:wpc="http://schemas.microsoft.com/office/word/2010/wordprocessingCanvas" xmlns:cx="http://schemas.microsoft.com/office/drawing/2014/chartex" xmlns:cx1="http://schemas.microsoft.com/office/drawing/2015/9/8/chartex" xmlns:cx2="http://schemas.microsoft.com/office/drawing/2015/10/21/chartex" xmlns:cx3="http://schemas.microsoft.com/office/drawing/2016/5/9/chartex" xmlns:cx4="http://schemas.microsoft.com/office/drawing/2016/5/10/chartex" xmlns:cx5="http://schemas.microsoft.com/office/drawing/2016/5/11/chartex" xmlns:cx6="http://schemas.microsoft.com/office/drawing/2016/5/12/chartex" xmlns:cx7="http://schemas.microsoft.com/office/drawing/2016/5/13/chartex" xmlns:cx8="http://schemas.microsoft.com/office/drawing/2016/5/14/chartex" xmlns:mc="http://schemas.openxmlformats.org/markup-compatibility/2006" xmlns:aink="http://schemas.microsoft.com/office/drawing/2016/ink" xmlns:am3d="http://schemas.microsoft.com/office/drawing/2017/model3d" xmlns:o="urn:schemas-microsoft-com:office:office" xmlns:r="http://schemas.openxmlformats.org/officeDocument/2006/relationships" xmlns:m="http://schemas.openxmlformats.org/officeDocument/2006/math" xmlns:v="urn:schemas-microsoft-com:vml" xmlns:wp14="http://schemas.microsoft.com/office/word/2010/wordprocessingDrawing" xmlns:wp="http://schemas.openxmlformats.org/drawingml/2006/wordprocessingDrawing" xmlns:w10="urn:schemas-microsoft-com:office:word" xmlns:w="http://schemas.openxmlformats.org/wordprocessingml/2006/main" xmlns:w14="http://schemas.microsoft.com/office/word/2010/wordml" xmlns:w15="http://schemas.microsoft.com/office/word/2012/wordml" xmlns:w16cex="http://schemas.microsoft.com/office/word/2018/wordml/cex" xmlns:w16cid="http://schemas.microsoft.com/office/word/2016/wordml/cid" xmlns:w16="http://schemas.microsoft.com/office/word/2018/wordml" xmlns:w16sdtdh="http://schemas.microsoft.com/office/word/2020/wordml/sdtdatahash" xmlns:w16se="http://schemas.microsoft.com/office/word/2015/wordml/symex" xmlns:wpg="http://schemas.microsoft.com/office/word/2010/wordprocessingGroup" xmlns:wpi="http://schemas.microsoft.com/office/word/2010/wordprocessingInk" xmlns:wne="http://schemas.microsoft.com/office/word/2006/wordml" xmlns:wps="http://schemas.microsoft.com/office/word/2010/wordprocessingShape" mc:Ignorable="w14 w15 w16se w16cid w16 w16cex w16sdtdh wp14">
-  <w:p>
-    <w:pPr>
-      <w:pStyle w:val="Footer"/>
-    </w:pPr>
-  </w:p>
-</w:ftr>
-</file>
-
 <file path=word/footnotes.xml><?xml version="1.0" encoding="utf-8"?>
 <w:footnotes xmlns:wpc="http://schemas.microsoft.com/office/word/2010/wordprocessingCanvas" xmlns:cx="http://schemas.microsoft.com/office/drawing/2014/chartex" xmlns:cx1="http://schemas.microsoft.com/office/drawing/2015/9/8/chartex" xmlns:cx2="http://schemas.microsoft.com/office/drawing/2015/10/21/chartex" xmlns:cx3="http://schemas.microsoft.com/office/drawing/2016/5/9/chartex" xmlns:cx4="http://schemas.microsoft.com/office/drawing/2016/5/10/chartex" xmlns:cx5="http://schemas.microsoft.com/office/drawing/2016/5/11/chartex" xmlns:cx6="http://schemas.microsoft.com/office/drawing/2016/5/12/chartex" xmlns:cx7="http://schemas.microsoft.com/office/drawing/2016/5/13/chartex" xmlns:cx8="http://schemas.microsoft.com/office/drawing/2016/5/14/chartex" xmlns:mc="http://schemas.openxmlformats.org/markup-compatibility/2006" xmlns:aink="http://schemas.microsoft.com/office/drawing/2016/ink" xmlns:am3d="http://schemas.microsoft.com/office/drawing/2017/model3d" xmlns:o="urn:schemas-microsoft-com:office:office" xmlns:r="http://schemas.openxmlformats.org/officeDocument/2006/relationships" xmlns:m="http://schemas.openxmlformats.org/officeDocument/2006/math" xmlns:v="urn:schemas-microsoft-com:vml" xmlns:wp14="http://schemas.microsoft.com/office/word/2010/wordprocessingDrawing" xmlns:wp="http://schemas.openxmlformats.org/drawingml/2006/wordprocessingDrawing" xmlns:w10="urn:schemas-microsoft-com:office:word" xmlns:w="http://schemas.openxmlformats.org/wordprocessingml/2006/main" xmlns:w14="http://schemas.microsoft.com/office/word/2010/wordml" xmlns:w15="http://schemas.microsoft.com/office/word/2012/wordml" xmlns:w16cex="http://schemas.microsoft.com/office/word/2018/wordml/cex" xmlns:w16cid="http://schemas.microsoft.com/office/word/2016/wordml/cid" xmlns:w16="http://schemas.microsoft.com/office/word/2018/wordml" xmlns:w16sdtdh="http://schemas.microsoft.com/office/word/2020/wordml/sdtdatahash" xmlns:w16se="http://schemas.microsoft.com/office/word/2015/wordml/symex" xmlns:wpg="http://schemas.microsoft.com/office/word/2010/wordprocessingGroup" xmlns:wpi="http://schemas.microsoft.com/office/word/2010/wordprocessingInk" xmlns:wne="http://schemas.microsoft.com/office/word/2006/wordml" xmlns:wps="http://schemas.microsoft.com/office/word/2010/wordprocessingShape" mc:Ignorable="w14 w15 w16se w16cid w16 w16cex w16sdtdh wp14">
   <w:footnote w:type="separator" w:id="-1">
@@ -1955,16 +2324,6 @@
 </file>
 
 <file path=word/header1.xml><?xml version="1.0" encoding="utf-8"?>
-<w:hdr xmlns:wpc="http://schemas.microsoft.com/office/word/2010/wordprocessingCanvas" xmlns:cx="http://schemas.microsoft.com/office/drawing/2014/chartex" xmlns:cx1="http://schemas.microsoft.com/office/drawing/2015/9/8/chartex" xmlns:cx2="http://schemas.microsoft.com/office/drawing/2015/10/21/chartex" xmlns:cx3="http://schemas.microsoft.com/office/drawing/2016/5/9/chartex" xmlns:cx4="http://schemas.microsoft.com/office/drawing/2016/5/10/chartex" xmlns:cx5="http://schemas.microsoft.com/office/drawing/2016/5/11/chartex" xmlns:cx6="http://schemas.microsoft.com/office/drawing/2016/5/12/chartex" xmlns:cx7="http://schemas.microsoft.com/office/drawing/2016/5/13/chartex" xmlns:cx8="http://schemas.microsoft.com/office/drawing/2016/5/14/chartex" xmlns:mc="http://schemas.openxmlformats.org/markup-compatibility/2006" xmlns:aink="http://schemas.microsoft.com/office/drawing/2016/ink" xmlns:am3d="http://schemas.microsoft.com/office/drawing/2017/model3d" xmlns:o="urn:schemas-microsoft-com:office:office" xmlns:r="http://schemas.openxmlformats.org/officeDocument/2006/relationships" xmlns:m="http://schemas.openxmlformats.org/officeDocument/2006/math" xmlns:v="urn:schemas-microsoft-com:vml" xmlns:wp14="http://schemas.microsoft.com/office/word/2010/wordprocessingDrawing" xmlns:wp="http://schemas.openxmlformats.org/drawingml/2006/wordprocessingDrawing" xmlns:w10="urn:schemas-microsoft-com:office:word" xmlns:w="http://schemas.openxmlformats.org/wordprocessingml/2006/main" xmlns:w14="http://schemas.microsoft.com/office/word/2010/wordml" xmlns:w15="http://schemas.microsoft.com/office/word/2012/wordml" xmlns:w16cex="http://schemas.microsoft.com/office/word/2018/wordml/cex" xmlns:w16cid="http://schemas.microsoft.com/office/word/2016/wordml/cid" xmlns:w16="http://schemas.microsoft.com/office/word/2018/wordml" xmlns:w16sdtdh="http://schemas.microsoft.com/office/word/2020/wordml/sdtdatahash" xmlns:w16se="http://schemas.microsoft.com/office/word/2015/wordml/symex" xmlns:wpg="http://schemas.microsoft.com/office/word/2010/wordprocessingGroup" xmlns:wpi="http://schemas.microsoft.com/office/word/2010/wordprocessingInk" xmlns:wne="http://schemas.microsoft.com/office/word/2006/wordml" xmlns:wps="http://schemas.microsoft.com/office/word/2010/wordprocessingShape" mc:Ignorable="w14 w15 w16se w16cid w16 w16cex w16sdtdh wp14">
-  <w:p>
-    <w:pPr>
-      <w:pStyle w:val="Header"/>
-    </w:pPr>
-  </w:p>
-</w:hdr>
-</file>
-
-<file path=word/header2.xml><?xml version="1.0" encoding="utf-8"?>
 <w:hdr xmlns:wpc="http://schemas.microsoft.com/office/word/2010/wordprocessingCanvas" xmlns:cx="http://schemas.microsoft.com/office/drawing/2014/chartex" xmlns:cx1="http://schemas.microsoft.com/office/drawing/2015/9/8/chartex" xmlns:cx2="http://schemas.microsoft.com/office/drawing/2015/10/21/chartex" xmlns:cx3="http://schemas.microsoft.com/office/drawing/2016/5/9/chartex" xmlns:cx4="http://schemas.microsoft.com/office/drawing/2016/5/10/chartex" xmlns:cx5="http://schemas.microsoft.com/office/drawing/2016/5/11/chartex" xmlns:cx6="http://schemas.microsoft.com/office/drawing/2016/5/12/chartex" xmlns:cx7="http://schemas.microsoft.com/office/drawing/2016/5/13/chartex" xmlns:cx8="http://schemas.microsoft.com/office/drawing/2016/5/14/chartex" xmlns:mc="http://schemas.openxmlformats.org/markup-compatibility/2006" xmlns:aink="http://schemas.microsoft.com/office/drawing/2016/ink" xmlns:am3d="http://schemas.microsoft.com/office/drawing/2017/model3d" xmlns:o="urn:schemas-microsoft-com:office:office" xmlns:r="http://schemas.openxmlformats.org/officeDocument/2006/relationships" xmlns:m="http://schemas.openxmlformats.org/officeDocument/2006/math" xmlns:v="urn:schemas-microsoft-com:vml" xmlns:wp14="http://schemas.microsoft.com/office/word/2010/wordprocessingDrawing" xmlns:wp="http://schemas.openxmlformats.org/drawingml/2006/wordprocessingDrawing" xmlns:w10="urn:schemas-microsoft-com:office:word" xmlns:w="http://schemas.openxmlformats.org/wordprocessingml/2006/main" xmlns:w14="http://schemas.microsoft.com/office/word/2010/wordml" xmlns:w15="http://schemas.microsoft.com/office/word/2012/wordml" xmlns:w16cex="http://schemas.microsoft.com/office/word/2018/wordml/cex" xmlns:w16cid="http://schemas.microsoft.com/office/word/2016/wordml/cid" xmlns:w16="http://schemas.microsoft.com/office/word/2018/wordml" xmlns:w16sdtdh="http://schemas.microsoft.com/office/word/2020/wordml/sdtdatahash" xmlns:w16se="http://schemas.microsoft.com/office/word/2015/wordml/symex" xmlns:wpg="http://schemas.microsoft.com/office/word/2010/wordprocessingGroup" xmlns:wpi="http://schemas.microsoft.com/office/word/2010/wordprocessingInk" xmlns:wne="http://schemas.microsoft.com/office/word/2006/wordml" xmlns:wps="http://schemas.microsoft.com/office/word/2010/wordprocessingShape" mc:Ignorable="w14 w15 w16se w16cid w16 w16cex w16sdtdh wp14">
   <w:p>
     <w:pPr>
@@ -2037,13 +2396,23 @@
                               <w:szCs w:val="16"/>
                             </w:rPr>
                           </w:pPr>
+                          <w:proofErr w:type="spellStart"/>
                           <w:r>
                             <w:rPr>
                               <w:rFonts w:ascii="Tahoma" w:hAnsi="Tahoma" w:cs="Tahoma"/>
                               <w:sz w:val="16"/>
                               <w:szCs w:val="16"/>
                             </w:rPr>
-                            <w:t>Mouchak Knit Composite Ltd.</w:t>
+                            <w:t>Mouchak</w:t>
+                          </w:r>
+                          <w:proofErr w:type="spellEnd"/>
+                          <w:r>
+                            <w:rPr>
+                              <w:rFonts w:ascii="Tahoma" w:hAnsi="Tahoma" w:cs="Tahoma"/>
+                              <w:sz w:val="16"/>
+                              <w:szCs w:val="16"/>
+                            </w:rPr>
+                            <w:t xml:space="preserve"> Knit Composite Ltd.</w:t>
                           </w:r>
                           <w:r>
                             <w:rPr>
@@ -2051,7 +2420,34 @@
                               <w:sz w:val="16"/>
                               <w:szCs w:val="16"/>
                             </w:rPr>
-                            <w:t>, P.S: Kaliakair District: Gazipur-1751,</w:t>
+                            <w:t xml:space="preserve">, P.S: </w:t>
+                          </w:r>
+                          <w:proofErr w:type="spellStart"/>
+                          <w:r>
+                            <w:rPr>
+                              <w:rFonts w:ascii="Tahoma" w:hAnsi="Tahoma" w:cs="Tahoma"/>
+                              <w:sz w:val="16"/>
+                              <w:szCs w:val="16"/>
+                            </w:rPr>
+                            <w:t>Kaliakair</w:t>
+                          </w:r>
+                          <w:proofErr w:type="spellEnd"/>
+                          <w:r>
+                            <w:rPr>
+                              <w:rFonts w:ascii="Tahoma" w:hAnsi="Tahoma" w:cs="Tahoma"/>
+                              <w:sz w:val="16"/>
+                              <w:szCs w:val="16"/>
+                            </w:rPr>
+                            <w:t xml:space="preserve"> District: Gazipur-</w:t>
+                          </w:r>
+                          <w:proofErr w:type="gramStart"/>
+                          <w:r>
+                            <w:rPr>
+                              <w:rFonts w:ascii="Tahoma" w:hAnsi="Tahoma" w:cs="Tahoma"/>
+                              <w:sz w:val="16"/>
+                              <w:szCs w:val="16"/>
+                            </w:rPr>
+                            <w:t>1751,</w:t>
                           </w:r>
                           <w:r>
                             <w:rPr>
@@ -2059,7 +2455,16 @@
                               <w:sz w:val="16"/>
                               <w:szCs w:val="16"/>
                             </w:rPr>
-                            <w:t>Bangladesh.</w:t>
+                            <w:t>Bangladesh</w:t>
+                          </w:r>
+                          <w:proofErr w:type="gramEnd"/>
+                          <w:r>
+                            <w:rPr>
+                              <w:rFonts w:ascii="Tahoma" w:hAnsi="Tahoma" w:cs="Tahoma"/>
+                              <w:sz w:val="16"/>
+                              <w:szCs w:val="16"/>
+                            </w:rPr>
+                            <w:t>.</w:t>
                           </w:r>
                           <w:r>
                             <w:rPr>
@@ -2114,13 +2519,23 @@
                         <w:szCs w:val="16"/>
                       </w:rPr>
                     </w:pPr>
+                    <w:proofErr w:type="spellStart"/>
                     <w:r>
                       <w:rPr>
                         <w:rFonts w:ascii="Tahoma" w:hAnsi="Tahoma" w:cs="Tahoma"/>
                         <w:sz w:val="16"/>
                         <w:szCs w:val="16"/>
                       </w:rPr>
-                      <w:t>Mouchak Knit Composite Ltd.</w:t>
+                      <w:t>Mouchak</w:t>
+                    </w:r>
+                    <w:proofErr w:type="spellEnd"/>
+                    <w:r>
+                      <w:rPr>
+                        <w:rFonts w:ascii="Tahoma" w:hAnsi="Tahoma" w:cs="Tahoma"/>
+                        <w:sz w:val="16"/>
+                        <w:szCs w:val="16"/>
+                      </w:rPr>
+                      <w:t xml:space="preserve"> Knit Composite Ltd.</w:t>
                     </w:r>
                     <w:r>
                       <w:rPr>
@@ -2128,7 +2543,34 @@
                         <w:sz w:val="16"/>
                         <w:szCs w:val="16"/>
                       </w:rPr>
-                      <w:t>, P.S: Kaliakair District: Gazipur-1751,</w:t>
+                      <w:t xml:space="preserve">, P.S: </w:t>
+                    </w:r>
+                    <w:proofErr w:type="spellStart"/>
+                    <w:r>
+                      <w:rPr>
+                        <w:rFonts w:ascii="Tahoma" w:hAnsi="Tahoma" w:cs="Tahoma"/>
+                        <w:sz w:val="16"/>
+                        <w:szCs w:val="16"/>
+                      </w:rPr>
+                      <w:t>Kaliakair</w:t>
+                    </w:r>
+                    <w:proofErr w:type="spellEnd"/>
+                    <w:r>
+                      <w:rPr>
+                        <w:rFonts w:ascii="Tahoma" w:hAnsi="Tahoma" w:cs="Tahoma"/>
+                        <w:sz w:val="16"/>
+                        <w:szCs w:val="16"/>
+                      </w:rPr>
+                      <w:t xml:space="preserve"> District: Gazipur-</w:t>
+                    </w:r>
+                    <w:proofErr w:type="gramStart"/>
+                    <w:r>
+                      <w:rPr>
+                        <w:rFonts w:ascii="Tahoma" w:hAnsi="Tahoma" w:cs="Tahoma"/>
+                        <w:sz w:val="16"/>
+                        <w:szCs w:val="16"/>
+                      </w:rPr>
+                      <w:t>1751,</w:t>
                     </w:r>
                     <w:r>
                       <w:rPr>
@@ -2136,7 +2578,16 @@
                         <w:sz w:val="16"/>
                         <w:szCs w:val="16"/>
                       </w:rPr>
-                      <w:t>Bangladesh.</w:t>
+                      <w:t>Bangladesh</w:t>
+                    </w:r>
+                    <w:proofErr w:type="gramEnd"/>
+                    <w:r>
+                      <w:rPr>
+                        <w:rFonts w:ascii="Tahoma" w:hAnsi="Tahoma" w:cs="Tahoma"/>
+                        <w:sz w:val="16"/>
+                        <w:szCs w:val="16"/>
+                      </w:rPr>
+                      <w:t>.</w:t>
                     </w:r>
                     <w:r>
                       <w:rPr>
@@ -2305,6 +2756,7 @@
                               <w:szCs w:val="16"/>
                             </w:rPr>
                           </w:pPr>
+                          <w:proofErr w:type="spellStart"/>
                           <w:r>
                             <w:rPr>
                               <w:rFonts w:ascii="Tahoma" w:hAnsi="Tahoma" w:cs="Tahoma"/>
@@ -2313,7 +2765,18 @@
                               <w:sz w:val="16"/>
                               <w:szCs w:val="16"/>
                             </w:rPr>
-                            <w:t>Mouchak Knit Composite Ltd.</w:t>
+                            <w:t>Mouchak</w:t>
+                          </w:r>
+                          <w:proofErr w:type="spellEnd"/>
+                          <w:r>
+                            <w:rPr>
+                              <w:rFonts w:ascii="Tahoma" w:hAnsi="Tahoma" w:cs="Tahoma"/>
+                              <w:b/>
+                              <w:bCs/>
+                              <w:sz w:val="16"/>
+                              <w:szCs w:val="16"/>
+                            </w:rPr>
+                            <w:t xml:space="preserve"> Knit Composite Ltd.</w:t>
                           </w:r>
                         </w:p>
                         <w:p>
@@ -2356,6 +2819,7 @@
                         <w:szCs w:val="16"/>
                       </w:rPr>
                     </w:pPr>
+                    <w:proofErr w:type="spellStart"/>
                     <w:r>
                       <w:rPr>
                         <w:rFonts w:ascii="Tahoma" w:hAnsi="Tahoma" w:cs="Tahoma"/>
@@ -2364,7 +2828,18 @@
                         <w:sz w:val="16"/>
                         <w:szCs w:val="16"/>
                       </w:rPr>
-                      <w:t>Mouchak Knit Composite Ltd.</w:t>
+                      <w:t>Mouchak</w:t>
+                    </w:r>
+                    <w:proofErr w:type="spellEnd"/>
+                    <w:r>
+                      <w:rPr>
+                        <w:rFonts w:ascii="Tahoma" w:hAnsi="Tahoma" w:cs="Tahoma"/>
+                        <w:b/>
+                        <w:bCs/>
+                        <w:sz w:val="16"/>
+                        <w:szCs w:val="16"/>
+                      </w:rPr>
+                      <w:t xml:space="preserve"> Knit Composite Ltd.</w:t>
                     </w:r>
                   </w:p>
                   <w:p>
@@ -2385,16 +2860,6 @@
     <w:pPr>
       <w:pStyle w:val="Header"/>
       <w:ind w:left="1152" w:right="-576"/>
-    </w:pPr>
-  </w:p>
-</w:hdr>
-</file>
-
-<file path=word/header3.xml><?xml version="1.0" encoding="utf-8"?>
-<w:hdr xmlns:wpc="http://schemas.microsoft.com/office/word/2010/wordprocessingCanvas" xmlns:cx="http://schemas.microsoft.com/office/drawing/2014/chartex" xmlns:cx1="http://schemas.microsoft.com/office/drawing/2015/9/8/chartex" xmlns:cx2="http://schemas.microsoft.com/office/drawing/2015/10/21/chartex" xmlns:cx3="http://schemas.microsoft.com/office/drawing/2016/5/9/chartex" xmlns:cx4="http://schemas.microsoft.com/office/drawing/2016/5/10/chartex" xmlns:cx5="http://schemas.microsoft.com/office/drawing/2016/5/11/chartex" xmlns:cx6="http://schemas.microsoft.com/office/drawing/2016/5/12/chartex" xmlns:cx7="http://schemas.microsoft.com/office/drawing/2016/5/13/chartex" xmlns:cx8="http://schemas.microsoft.com/office/drawing/2016/5/14/chartex" xmlns:mc="http://schemas.openxmlformats.org/markup-compatibility/2006" xmlns:aink="http://schemas.microsoft.com/office/drawing/2016/ink" xmlns:am3d="http://schemas.microsoft.com/office/drawing/2017/model3d" xmlns:o="urn:schemas-microsoft-com:office:office" xmlns:r="http://schemas.openxmlformats.org/officeDocument/2006/relationships" xmlns:m="http://schemas.openxmlformats.org/officeDocument/2006/math" xmlns:v="urn:schemas-microsoft-com:vml" xmlns:wp14="http://schemas.microsoft.com/office/word/2010/wordprocessingDrawing" xmlns:wp="http://schemas.openxmlformats.org/drawingml/2006/wordprocessingDrawing" xmlns:w10="urn:schemas-microsoft-com:office:word" xmlns:w="http://schemas.openxmlformats.org/wordprocessingml/2006/main" xmlns:w14="http://schemas.microsoft.com/office/word/2010/wordml" xmlns:w15="http://schemas.microsoft.com/office/word/2012/wordml" xmlns:w16cex="http://schemas.microsoft.com/office/word/2018/wordml/cex" xmlns:w16cid="http://schemas.microsoft.com/office/word/2016/wordml/cid" xmlns:w16="http://schemas.microsoft.com/office/word/2018/wordml" xmlns:w16sdtdh="http://schemas.microsoft.com/office/word/2020/wordml/sdtdatahash" xmlns:w16se="http://schemas.microsoft.com/office/word/2015/wordml/symex" xmlns:wpg="http://schemas.microsoft.com/office/word/2010/wordprocessingGroup" xmlns:wpi="http://schemas.microsoft.com/office/word/2010/wordprocessingInk" xmlns:wne="http://schemas.microsoft.com/office/word/2006/wordml" xmlns:wps="http://schemas.microsoft.com/office/word/2010/wordprocessingShape" mc:Ignorable="w14 w15 w16se w16cid w16 w16cex w16sdtdh wp14">
-  <w:p>
-    <w:pPr>
-      <w:pStyle w:val="Header"/>
     </w:pPr>
   </w:p>
 </w:hdr>
@@ -2778,6 +3243,7 @@
     <w:lsdException w:name="HTML Sample" w:semiHidden="1" w:unhideWhenUsed="1"/>
     <w:lsdException w:name="HTML Typewriter" w:semiHidden="1" w:unhideWhenUsed="1"/>
     <w:lsdException w:name="HTML Variable" w:semiHidden="1" w:unhideWhenUsed="1"/>
+    <w:lsdException w:name="Normal Table" w:semiHidden="1" w:unhideWhenUsed="1"/>
     <w:lsdException w:name="annotation subject" w:semiHidden="1" w:unhideWhenUsed="1"/>
     <w:lsdException w:name="No List" w:semiHidden="1" w:unhideWhenUsed="1"/>
     <w:lsdException w:name="Outline List 1" w:semiHidden="1" w:unhideWhenUsed="1"/>
@@ -2820,8 +3286,11 @@
     <w:lsdException w:name="Table Contemporary" w:semiHidden="1" w:unhideWhenUsed="1"/>
     <w:lsdException w:name="Table Elegant" w:semiHidden="1" w:unhideWhenUsed="1"/>
     <w:lsdException w:name="Table Professional" w:semiHidden="1" w:unhideWhenUsed="1"/>
+    <w:lsdException w:name="Table Subtle 1" w:semiHidden="1" w:unhideWhenUsed="1"/>
     <w:lsdException w:name="Table Subtle 2" w:semiHidden="1" w:unhideWhenUsed="1"/>
     <w:lsdException w:name="Table Web 1" w:semiHidden="1" w:unhideWhenUsed="1"/>
+    <w:lsdException w:name="Table Web 2" w:semiHidden="1" w:unhideWhenUsed="1"/>
+    <w:lsdException w:name="Table Web 3" w:semiHidden="1" w:unhideWhenUsed="1"/>
     <w:lsdException w:name="Balloon Text" w:semiHidden="1" w:unhideWhenUsed="1"/>
     <w:lsdException w:name="Table Grid" w:uiPriority="39"/>
     <w:lsdException w:name="Table Theme" w:semiHidden="1" w:unhideWhenUsed="1"/>

--- a/APLOS/POPResources/Templates/JWPurchaseOrder20202.docx
+++ b/APLOS/POPResources/Templates/JWPurchaseOrder20202.docx
@@ -29,15 +29,15 @@
         <mc:AlternateContent>
           <mc:Choice Requires="wps">
             <w:drawing>
-              <wp:anchor distT="0" distB="0" distL="114300" distR="114300" simplePos="0" relativeHeight="251686912" behindDoc="0" locked="0" layoutInCell="1" allowOverlap="1" wp14:anchorId="3D96199D" wp14:editId="1A578EE0">
+              <wp:anchor distT="0" distB="0" distL="114300" distR="114300" simplePos="0" relativeHeight="251686912" behindDoc="0" locked="0" layoutInCell="1" allowOverlap="1" wp14:anchorId="3D96199D" wp14:editId="33390491">
                 <wp:simplePos x="0" y="0"/>
                 <wp:positionH relativeFrom="column">
-                  <wp:posOffset>4508500</wp:posOffset>
+                  <wp:posOffset>4511040</wp:posOffset>
                 </wp:positionH>
                 <wp:positionV relativeFrom="paragraph">
-                  <wp:posOffset>158750</wp:posOffset>
+                  <wp:posOffset>156845</wp:posOffset>
                 </wp:positionV>
-                <wp:extent cx="1498600" cy="266700"/>
+                <wp:extent cx="2263140" cy="266700"/>
                 <wp:effectExtent l="0" t="0" r="0" b="0"/>
                 <wp:wrapNone/>
                 <wp:docPr id="4" name="Text Box 2"/>
@@ -53,7 +53,7 @@
                       <wps:spPr bwMode="auto">
                         <a:xfrm>
                           <a:off x="0" y="0"/>
-                          <a:ext cx="1498600" cy="266700"/>
+                          <a:ext cx="2263140" cy="266700"/>
                         </a:xfrm>
                         <a:prstGeom prst="rect">
                           <a:avLst/>
@@ -75,6 +75,7 @@
                                 <w:sz w:val="20"/>
                                 <w:szCs w:val="20"/>
                                 <w:u w:val="single"/>
+                                <w:lang w:val="en-IN"/>
                               </w:rPr>
                             </w:pPr>
                             <w:r>
@@ -85,8 +86,9 @@
                                 <w:sz w:val="20"/>
                                 <w:szCs w:val="20"/>
                                 <w:u w:val="single"/>
+                                <w:lang w:val="en-IN"/>
                               </w:rPr>
-                              <w:t>PURCHASE ORDER</w:t>
+                              <w:t>Outsource PO (Transformation)</w:t>
                             </w:r>
                           </w:p>
                         </w:txbxContent>
@@ -109,7 +111,7 @@
                 <v:stroke joinstyle="miter"/>
                 <v:path gradientshapeok="t" o:connecttype="rect"/>
               </v:shapetype>
-              <v:shape id="Text Box 2" o:spid="_x0000_s1026" type="#_x0000_t202" style="position:absolute;left:0;text-align:left;margin-left:355pt;margin-top:12.5pt;width:118pt;height:21pt;z-index:251686912;visibility:visible;mso-wrap-style:square;mso-width-percent:0;mso-wrap-distance-left:9pt;mso-wrap-distance-top:0;mso-wrap-distance-right:9pt;mso-wrap-distance-bottom:0;mso-position-horizontal:absolute;mso-position-horizontal-relative:text;mso-position-vertical:absolute;mso-position-vertical-relative:text;mso-width-percent:0;mso-width-relative:margin;v-text-anchor:top" o:gfxdata="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" filled="f" stroked="f">
+              <v:shape id="Text Box 2" o:spid="_x0000_s1026" type="#_x0000_t202" style="position:absolute;left:0;text-align:left;margin-left:355.2pt;margin-top:12.35pt;width:178.2pt;height:21pt;z-index:251686912;visibility:visible;mso-wrap-style:square;mso-width-percent:0;mso-wrap-distance-left:9pt;mso-wrap-distance-top:0;mso-wrap-distance-right:9pt;mso-wrap-distance-bottom:0;mso-position-horizontal:absolute;mso-position-horizontal-relative:text;mso-position-vertical:absolute;mso-position-vertical-relative:text;mso-width-percent:0;mso-width-relative:margin;v-text-anchor:top" o:gfxdata="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" filled="f" stroked="f">
                 <v:textbox>
                   <w:txbxContent>
                     <w:p>
@@ -119,6 +121,7 @@
                           <w:sz w:val="20"/>
                           <w:szCs w:val="20"/>
                           <w:u w:val="single"/>
+                          <w:lang w:val="en-IN"/>
                         </w:rPr>
                       </w:pPr>
                       <w:r>
@@ -129,8 +132,9 @@
                           <w:sz w:val="20"/>
                           <w:szCs w:val="20"/>
                           <w:u w:val="single"/>
+                          <w:lang w:val="en-IN"/>
                         </w:rPr>
-                        <w:t>PURCHASE ORDER</w:t>
+                        <w:t>Outsource PO (Transformation)</w:t>
                       </w:r>
                     </w:p>
                   </w:txbxContent>
@@ -1786,7 +1790,7 @@
                       </mc:Choice>
                       <mc:Fallback>
                         <w:pict>
-                          <v:line w14:anchorId="7B736DF5" id="Straight Connector 3" o:spid="_x0000_s1026" style="position:absolute;flip:x;z-index:251688960;visibility:visible;mso-wrap-style:square;mso-width-percent:0;mso-height-percent:0;mso-wrap-distance-left:9pt;mso-wrap-distance-top:0;mso-wrap-distance-right:9pt;mso-wrap-distance-bottom:0;mso-position-horizontal:absolute;mso-position-horizontal-relative:text;mso-position-vertical:absolute;mso-position-vertical-relative:text;mso-width-percent:0;mso-height-percent:0;mso-width-relative:margin;mso-height-relative:margin" from="30.2pt,8.35pt" to="139.75pt,8.35pt" o:gfxdata="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" strokecolor="windowText" strokeweight=".5pt">
+                          <v:line w14:anchorId="5CDDD136" id="Straight Connector 3" o:spid="_x0000_s1026" style="position:absolute;flip:x;z-index:251688960;visibility:visible;mso-wrap-style:square;mso-width-percent:0;mso-height-percent:0;mso-wrap-distance-left:9pt;mso-wrap-distance-top:0;mso-wrap-distance-right:9pt;mso-wrap-distance-bottom:0;mso-position-horizontal:absolute;mso-position-horizontal-relative:text;mso-position-vertical:absolute;mso-position-vertical-relative:text;mso-width-percent:0;mso-height-percent:0;mso-width-relative:margin;mso-height-relative:margin" from="30.2pt,8.35pt" to="139.75pt,8.35pt" o:gfxdata="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" strokecolor="windowText" strokeweight=".5pt">
                             <v:stroke joinstyle="miter"/>
                           </v:line>
                         </w:pict>
@@ -1899,7 +1903,7 @@
                       </mc:Choice>
                       <mc:Fallback>
                         <w:pict>
-                          <v:line w14:anchorId="7C03A792" id="Straight Connector 1" o:spid="_x0000_s1026" style="position:absolute;z-index:251689984;visibility:visible;mso-wrap-style:square;mso-width-percent:0;mso-wrap-distance-left:9pt;mso-wrap-distance-top:0;mso-wrap-distance-right:9pt;mso-wrap-distance-bottom:0;mso-position-horizontal:absolute;mso-position-horizontal-relative:text;mso-position-vertical:absolute;mso-position-vertical-relative:text;mso-width-percent:0;mso-width-relative:margin" from="23.5pt,8.35pt" to="143.7pt,8.35pt" o:gfxdata="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" strokecolor="windowText" strokeweight=".5pt">
+                          <v:line w14:anchorId="0AC86F80" id="Straight Connector 1" o:spid="_x0000_s1026" style="position:absolute;z-index:251689984;visibility:visible;mso-wrap-style:square;mso-width-percent:0;mso-wrap-distance-left:9pt;mso-wrap-distance-top:0;mso-wrap-distance-right:9pt;mso-wrap-distance-bottom:0;mso-position-horizontal:absolute;mso-position-horizontal-relative:text;mso-position-vertical:absolute;mso-position-vertical-relative:text;mso-width-percent:0;mso-width-relative:margin" from="23.5pt,8.35pt" to="143.7pt,8.35pt" o:gfxdata="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" strokecolor="windowText" strokeweight=".5pt">
                             <v:stroke joinstyle="miter"/>
                           </v:line>
                         </w:pict>
@@ -2009,7 +2013,7 @@
                       </mc:Choice>
                       <mc:Fallback>
                         <w:pict>
-                          <v:line w14:anchorId="2F7B3C98" id="Straight Connector 2" o:spid="_x0000_s1026" style="position:absolute;z-index:251691008;visibility:visible;mso-wrap-style:square;mso-wrap-distance-left:9pt;mso-wrap-distance-top:0;mso-wrap-distance-right:9pt;mso-wrap-distance-bottom:0;mso-position-horizontal:absolute;mso-position-horizontal-relative:text;mso-position-vertical:absolute;mso-position-vertical-relative:text" from="31.2pt,8.35pt" to="143.25pt,8.35pt" o:gfxdata="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" strokecolor="windowText" strokeweight=".5pt">
+                          <v:line w14:anchorId="27D3EAD8" id="Straight Connector 2" o:spid="_x0000_s1026" style="position:absolute;z-index:251691008;visibility:visible;mso-wrap-style:square;mso-wrap-distance-left:9pt;mso-wrap-distance-top:0;mso-wrap-distance-right:9pt;mso-wrap-distance-bottom:0;mso-position-horizontal:absolute;mso-position-horizontal-relative:text;mso-position-vertical:absolute;mso-position-vertical-relative:text" from="31.2pt,8.35pt" to="143.25pt,8.35pt" o:gfxdata="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" strokecolor="windowText" strokeweight=".5pt">
                             <v:stroke joinstyle="miter"/>
                           </v:line>
                         </w:pict>

--- a/APLOS/POPResources/Templates/JWPurchaseOrder20202.docx
+++ b/APLOS/POPResources/Templates/JWPurchaseOrder20202.docx
@@ -29,15 +29,15 @@
         <mc:AlternateContent>
           <mc:Choice Requires="wps">
             <w:drawing>
-              <wp:anchor distT="0" distB="0" distL="114300" distR="114300" simplePos="0" relativeHeight="251686912" behindDoc="0" locked="0" layoutInCell="1" allowOverlap="1" wp14:anchorId="3D96199D" wp14:editId="33390491">
+              <wp:anchor distT="0" distB="0" distL="114300" distR="114300" simplePos="0" relativeHeight="251686912" behindDoc="0" locked="0" layoutInCell="1" allowOverlap="1" wp14:anchorId="3D96199D" wp14:editId="1A578EE0">
                 <wp:simplePos x="0" y="0"/>
                 <wp:positionH relativeFrom="column">
-                  <wp:posOffset>4511040</wp:posOffset>
+                  <wp:posOffset>4508500</wp:posOffset>
                 </wp:positionH>
                 <wp:positionV relativeFrom="paragraph">
-                  <wp:posOffset>156845</wp:posOffset>
+                  <wp:posOffset>158750</wp:posOffset>
                 </wp:positionV>
-                <wp:extent cx="2263140" cy="266700"/>
+                <wp:extent cx="1498600" cy="266700"/>
                 <wp:effectExtent l="0" t="0" r="0" b="0"/>
                 <wp:wrapNone/>
                 <wp:docPr id="4" name="Text Box 2"/>
@@ -53,7 +53,7 @@
                       <wps:spPr bwMode="auto">
                         <a:xfrm>
                           <a:off x="0" y="0"/>
-                          <a:ext cx="2263140" cy="266700"/>
+                          <a:ext cx="1498600" cy="266700"/>
                         </a:xfrm>
                         <a:prstGeom prst="rect">
                           <a:avLst/>
@@ -75,7 +75,6 @@
                                 <w:sz w:val="20"/>
                                 <w:szCs w:val="20"/>
                                 <w:u w:val="single"/>
-                                <w:lang w:val="en-IN"/>
                               </w:rPr>
                             </w:pPr>
                             <w:r>
@@ -86,9 +85,8 @@
                                 <w:sz w:val="20"/>
                                 <w:szCs w:val="20"/>
                                 <w:u w:val="single"/>
-                                <w:lang w:val="en-IN"/>
                               </w:rPr>
-                              <w:t>Outsource PO (Transformation)</w:t>
+                              <w:t>PURCHASE ORDER</w:t>
                             </w:r>
                           </w:p>
                         </w:txbxContent>
@@ -111,7 +109,7 @@
                 <v:stroke joinstyle="miter"/>
                 <v:path gradientshapeok="t" o:connecttype="rect"/>
               </v:shapetype>
-              <v:shape id="Text Box 2" o:spid="_x0000_s1026" type="#_x0000_t202" style="position:absolute;left:0;text-align:left;margin-left:355.2pt;margin-top:12.35pt;width:178.2pt;height:21pt;z-index:251686912;visibility:visible;mso-wrap-style:square;mso-width-percent:0;mso-wrap-distance-left:9pt;mso-wrap-distance-top:0;mso-wrap-distance-right:9pt;mso-wrap-distance-bottom:0;mso-position-horizontal:absolute;mso-position-horizontal-relative:text;mso-position-vertical:absolute;mso-position-vertical-relative:text;mso-width-percent:0;mso-width-relative:margin;v-text-anchor:top" o:gfxdata="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" filled="f" stroked="f">
+              <v:shape id="Text Box 2" o:spid="_x0000_s1026" type="#_x0000_t202" style="position:absolute;left:0;text-align:left;margin-left:355pt;margin-top:12.5pt;width:118pt;height:21pt;z-index:251686912;visibility:visible;mso-wrap-style:square;mso-width-percent:0;mso-wrap-distance-left:9pt;mso-wrap-distance-top:0;mso-wrap-distance-right:9pt;mso-wrap-distance-bottom:0;mso-position-horizontal:absolute;mso-position-horizontal-relative:text;mso-position-vertical:absolute;mso-position-vertical-relative:text;mso-width-percent:0;mso-width-relative:margin;v-text-anchor:top" o:gfxdata="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" filled="f" stroked="f">
                 <v:textbox>
                   <w:txbxContent>
                     <w:p>
@@ -121,7 +119,6 @@
                           <w:sz w:val="20"/>
                           <w:szCs w:val="20"/>
                           <w:u w:val="single"/>
-                          <w:lang w:val="en-IN"/>
                         </w:rPr>
                       </w:pPr>
                       <w:r>
@@ -132,9 +129,8 @@
                           <w:sz w:val="20"/>
                           <w:szCs w:val="20"/>
                           <w:u w:val="single"/>
-                          <w:lang w:val="en-IN"/>
                         </w:rPr>
-                        <w:t>Outsource PO (Transformation)</w:t>
+                        <w:t>PURCHASE ORDER</w:t>
                       </w:r>
                     </w:p>
                   </w:txbxContent>
@@ -1790,7 +1786,7 @@
                       </mc:Choice>
                       <mc:Fallback>
                         <w:pict>
-                          <v:line w14:anchorId="5CDDD136" id="Straight Connector 3" o:spid="_x0000_s1026" style="position:absolute;flip:x;z-index:251688960;visibility:visible;mso-wrap-style:square;mso-width-percent:0;mso-height-percent:0;mso-wrap-distance-left:9pt;mso-wrap-distance-top:0;mso-wrap-distance-right:9pt;mso-wrap-distance-bottom:0;mso-position-horizontal:absolute;mso-position-horizontal-relative:text;mso-position-vertical:absolute;mso-position-vertical-relative:text;mso-width-percent:0;mso-height-percent:0;mso-width-relative:margin;mso-height-relative:margin" from="30.2pt,8.35pt" to="139.75pt,8.35pt" o:gfxdata="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" strokecolor="windowText" strokeweight=".5pt">
+                          <v:line w14:anchorId="7B736DF5" id="Straight Connector 3" o:spid="_x0000_s1026" style="position:absolute;flip:x;z-index:251688960;visibility:visible;mso-wrap-style:square;mso-width-percent:0;mso-height-percent:0;mso-wrap-distance-left:9pt;mso-wrap-distance-top:0;mso-wrap-distance-right:9pt;mso-wrap-distance-bottom:0;mso-position-horizontal:absolute;mso-position-horizontal-relative:text;mso-position-vertical:absolute;mso-position-vertical-relative:text;mso-width-percent:0;mso-height-percent:0;mso-width-relative:margin;mso-height-relative:margin" from="30.2pt,8.35pt" to="139.75pt,8.35pt" o:gfxdata="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" strokecolor="windowText" strokeweight=".5pt">
                             <v:stroke joinstyle="miter"/>
                           </v:line>
                         </w:pict>
@@ -1903,7 +1899,7 @@
                       </mc:Choice>
                       <mc:Fallback>
                         <w:pict>
-                          <v:line w14:anchorId="0AC86F80" id="Straight Connector 1" o:spid="_x0000_s1026" style="position:absolute;z-index:251689984;visibility:visible;mso-wrap-style:square;mso-width-percent:0;mso-wrap-distance-left:9pt;mso-wrap-distance-top:0;mso-wrap-distance-right:9pt;mso-wrap-distance-bottom:0;mso-position-horizontal:absolute;mso-position-horizontal-relative:text;mso-position-vertical:absolute;mso-position-vertical-relative:text;mso-width-percent:0;mso-width-relative:margin" from="23.5pt,8.35pt" to="143.7pt,8.35pt" o:gfxdata="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" strokecolor="windowText" strokeweight=".5pt">
+                          <v:line w14:anchorId="7C03A792" id="Straight Connector 1" o:spid="_x0000_s1026" style="position:absolute;z-index:251689984;visibility:visible;mso-wrap-style:square;mso-width-percent:0;mso-wrap-distance-left:9pt;mso-wrap-distance-top:0;mso-wrap-distance-right:9pt;mso-wrap-distance-bottom:0;mso-position-horizontal:absolute;mso-position-horizontal-relative:text;mso-position-vertical:absolute;mso-position-vertical-relative:text;mso-width-percent:0;mso-width-relative:margin" from="23.5pt,8.35pt" to="143.7pt,8.35pt" o:gfxdata="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" strokecolor="windowText" strokeweight=".5pt">
                             <v:stroke joinstyle="miter"/>
                           </v:line>
                         </w:pict>
@@ -2013,7 +2009,7 @@
                       </mc:Choice>
                       <mc:Fallback>
                         <w:pict>
-                          <v:line w14:anchorId="27D3EAD8" id="Straight Connector 2" o:spid="_x0000_s1026" style="position:absolute;z-index:251691008;visibility:visible;mso-wrap-style:square;mso-wrap-distance-left:9pt;mso-wrap-distance-top:0;mso-wrap-distance-right:9pt;mso-wrap-distance-bottom:0;mso-position-horizontal:absolute;mso-position-horizontal-relative:text;mso-position-vertical:absolute;mso-position-vertical-relative:text" from="31.2pt,8.35pt" to="143.25pt,8.35pt" o:gfxdata="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" strokecolor="windowText" strokeweight=".5pt">
+                          <v:line w14:anchorId="2F7B3C98" id="Straight Connector 2" o:spid="_x0000_s1026" style="position:absolute;z-index:251691008;visibility:visible;mso-wrap-style:square;mso-wrap-distance-left:9pt;mso-wrap-distance-top:0;mso-wrap-distance-right:9pt;mso-wrap-distance-bottom:0;mso-position-horizontal:absolute;mso-position-horizontal-relative:text;mso-position-vertical:absolute;mso-position-vertical-relative:text" from="31.2pt,8.35pt" to="143.25pt,8.35pt" o:gfxdata="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" strokecolor="windowText" strokeweight=".5pt">
                             <v:stroke joinstyle="miter"/>
                           </v:line>
                         </w:pict>
